--- a/Б.7.5_Модули/Б.7.5_Модуль1_Общие_требования_ПБ.docx
+++ b/Б.7.5_Модули/Б.7.5_Модуль1_Общие_требования_ПБ.docx
@@ -70,68 +70,43 @@
       </w:r>
     </w:p>
     <w:p>
-      <w:pPr>
-        <w:pStyle w:val="ListBullet"/>
-      </w:pPr>
       <w:r>
         <w:rPr>
           <w:rFonts w:ascii="Times New Roman" w:hAnsi="Times New Roman"/>
           <w:b w:val="0"/>
           <w:sz w:val="24"/>
         </w:rPr>
-        <w:t>Федеральный закон № 116-ФЗ устанавливает правовые основы промышленной безопасности ОПО, определяет полномочия органов власти, права и обязанности организаций и граждан.</w:t>
+        <w:t>Федеральный закон № 116-ФЗ «О промышленной безопасности опасных производственных объектов» устанавливает правовые основы промышленной безопасности ОПО, определяет полномочия органов исполнительной власти, права и обязанности организаций и граждан в области промышленной безопасности.</w:t>
       </w:r>
     </w:p>
     <w:p>
-      <w:pPr>
-        <w:pStyle w:val="ListBullet"/>
-      </w:pPr>
       <w:r>
         <w:rPr>
           <w:rFonts w:ascii="Times New Roman" w:hAnsi="Times New Roman"/>
           <w:b w:val="0"/>
           <w:sz w:val="24"/>
         </w:rPr>
-        <w:t>К опасным производственным объектам газоснабжения относятся объекты, на которых используются взрывопожароопасные и вредные вещества (в том числе природный и сжиженный газ) в количествах, превышающих установленные пороговые значения.</w:t>
+        <w:t>Руководители и специалисты организаций, эксплуатирующих ОПО, подлежат аттестации в области промышленной безопасности в порядке, установленном Положением об аттестации (ПП РФ № 978). Категории работников, подлежащих аттестации, определены ПП РФ № 2168; область аттестации Б.7.5 распространяется на проектирование, строительство, реконструкцию, техническое перевооружение и капитальный ремонт сетей газораспределения и газопотребления.</w:t>
       </w:r>
     </w:p>
     <w:p>
-      <w:pPr>
-        <w:pStyle w:val="ListBullet"/>
-      </w:pPr>
       <w:r>
         <w:rPr>
           <w:rFonts w:ascii="Times New Roman" w:hAnsi="Times New Roman"/>
           <w:b w:val="0"/>
           <w:sz w:val="24"/>
         </w:rPr>
-        <w:t>Постановление Правительства РФ № 2168 определяет категории должностных лиц и специалистов, подлежащих аттестации в области промышленной безопасности, в том числе по области Б.7.5.</w:t>
+        <w:t>Руководители и специалисты организаций, эксплуатирующих ОПО, обязаны проходить внеочередную проверку знаний в случае введения в действие новых или изменения действующих федеральных норм и правил и/или инструкций по промышленной безопасности, а также не реже одного раза в 5 лет — периодическую проверку знаний (ч. 1 ст. 14.1 116-ФЗ).</w:t>
       </w:r>
     </w:p>
     <w:p>
-      <w:pPr>
-        <w:pStyle w:val="ListBullet"/>
-      </w:pPr>
       <w:r>
         <w:rPr>
           <w:rFonts w:ascii="Times New Roman" w:hAnsi="Times New Roman"/>
           <w:b w:val="0"/>
           <w:sz w:val="24"/>
         </w:rPr>
-        <w:t>Положение об аттестации (ПП РФ № 978) регламентирует порядок подготовки, проведения аттестации и оформления результатов проверки знаний требований промышленной безопасности.</w:t>
-      </w:r>
-    </w:p>
-    <w:p>
-      <w:pPr>
-        <w:pStyle w:val="ListBullet"/>
-      </w:pPr>
-      <w:r>
-        <w:rPr>
-          <w:rFonts w:ascii="Times New Roman" w:hAnsi="Times New Roman"/>
-          <w:b w:val="0"/>
-          <w:sz w:val="24"/>
-        </w:rPr>
-        <w:t>За нарушение требований промбезопасности предусмотрена административная (КоАП РФ) и уголовная ответственность при наступлении тяжких последствий.</w:t>
+        <w:t>За нарушение требований промышленной безопасности предусмотрена административная ответственность по КоАП РФ (в том числе ст. 9.1, 20.4); при наступлении тяжких последствий — уголовная ответственность. Нарушение требований промышленной безопасности или условий лицензий на осуществление видов деятельности в области промышленной безопасности ОПО влечёт ответственность в установленном порядке (приказ Ростехнадзора № 155, п. 18.1).</w:t>
       </w:r>
     </w:p>
     <w:p>
@@ -145,42 +120,33 @@
       </w:r>
     </w:p>
     <w:p>
-      <w:pPr>
-        <w:pStyle w:val="ListBullet"/>
-      </w:pPr>
       <w:r>
         <w:rPr>
           <w:rFonts w:ascii="Times New Roman" w:hAnsi="Times New Roman"/>
           <w:b w:val="0"/>
           <w:sz w:val="24"/>
         </w:rPr>
-        <w:t>Ростехнадзор осуществляет контрольно-надзорную деятельность при проектировании, строительстве, реконструкции и капитальном ремонте сетей газораспределения и газопотребления.</w:t>
+        <w:t>Государственный контроль (надзор) за соблюдением требований технического регламента о безопасности сетей газораспределения и газопотребления при эксплуатации (включая техническое обслуживание и текущий ремонт), реконструкции, капитальном ремонте, монтаже, консервации и ликвидации сетей газораспределения и газопотребления осуществляет Ростехнадзор (ПП РФ № 870, п. 2).</w:t>
       </w:r>
     </w:p>
     <w:p>
-      <w:pPr>
-        <w:pStyle w:val="ListBullet"/>
-      </w:pPr>
       <w:r>
         <w:rPr>
           <w:rFonts w:ascii="Times New Roman" w:hAnsi="Times New Roman"/>
           <w:b w:val="0"/>
           <w:sz w:val="24"/>
         </w:rPr>
-        <w:t>Предметом надзора являются соблюдение ФНП № 531, ТР, требований к проектной и исполнительной документации, проведение испытаний и безопасный ввод объектов в эксплуатацию.</w:t>
+        <w:t>Оценка соответствия сети газораспределения и сети газопотребления требованиям технического регуламента при проектировании осуществляется в форме экспертизы проектной документации и результатов инженерных изысканий; при завершении строительства либо реконструкции — в форме приёмки сетей газораспределения и газопотребления; при строительстве, эксплуатации, реконструкции, капитальном ремонте, монтаже, консервации и ликвидации — в форме государственного контроля (надзора) (ПП РФ № 870, п. 88).</w:t>
       </w:r>
     </w:p>
     <w:p>
-      <w:pPr>
-        <w:pStyle w:val="ListBullet"/>
-      </w:pPr>
       <w:r>
         <w:rPr>
           <w:rFonts w:ascii="Times New Roman" w:hAnsi="Times New Roman"/>
           <w:b w:val="0"/>
           <w:sz w:val="24"/>
         </w:rPr>
-        <w:t>Разрешительная деятельность включает регистрацию ОПО в государственном реестре, рассмотрение деклараций промышленной безопасности и заключений экспертизы.</w:t>
+        <w:t>К материалам идентификации объектов технического регулирования относятся: проектная документация; заключение экспертизы проектной документации; заключение экспертизы промышленной безопасности проектной документации на консервацию и ликвидацию; разрешение на строительство; исполнительная документация; акт приёмки; разрешение на ввод в эксплуатацию. Использование иных материалов в качестве материалов для идентификации не допускается (ПП РФ № 870, п. 12–13).</w:t>
       </w:r>
     </w:p>
     <w:p>
@@ -194,42 +160,33 @@
       </w:r>
     </w:p>
     <w:p>
-      <w:pPr>
-        <w:pStyle w:val="ListBullet"/>
-      </w:pPr>
       <w:r>
         <w:rPr>
           <w:rFonts w:ascii="Times New Roman" w:hAnsi="Times New Roman"/>
           <w:b w:val="0"/>
           <w:sz w:val="24"/>
         </w:rPr>
-        <w:t>Производственный контроль — система мер, обеспечивающая постоянное соответствие деятельности организации требованиям промышленной безопасности.</w:t>
+        <w:t>Организация производственного контроля за соблюдением требований промышленной безопасности включает: разработку программы производственного контроля; назначение лиц, ответственных за осуществление производственного контроля; проведение проверок соблюдения требований промышленной безопасности; оформление результатов проверок; устранение выявленных нарушений (приказ Ростехнадзора № 155, п. 18.1; ФНП № 531, п. 6).</w:t>
       </w:r>
     </w:p>
     <w:p>
-      <w:pPr>
-        <w:pStyle w:val="ListBullet"/>
-      </w:pPr>
       <w:r>
         <w:rPr>
           <w:rFonts w:ascii="Times New Roman" w:hAnsi="Times New Roman"/>
           <w:b w:val="0"/>
           <w:sz w:val="24"/>
         </w:rPr>
-        <w:t>Программа производственного контроля разрабатывается организацией, осуществляющей работы на ОПО, и включает периодичность проверок, перечень контролируемых параметров и ответственных лиц.</w:t>
+        <w:t>Организации, осуществляющие эксплуатацию сетей газораспределения и газопотребления, должны хранить проектную и исполнительную документацию в течение всего срока эксплуатации опасного производственного объекта (до ликвидации). Порядок и условия её хранения определяются приказом руководителя эксплуатирующей организации (ФНП № 531, п. 6).</w:t>
       </w:r>
     </w:p>
     <w:p>
-      <w:pPr>
-        <w:pStyle w:val="ListBullet"/>
-      </w:pPr>
       <w:r>
         <w:rPr>
           <w:rFonts w:ascii="Times New Roman" w:hAnsi="Times New Roman"/>
           <w:b w:val="0"/>
           <w:sz w:val="24"/>
         </w:rPr>
-        <w:t>Результаты производственного контроля оформляются документально и учитываются при подготовке к аттестации и при проверках надзорного органа.</w:t>
+        <w:t>В организации, осуществляющей эксплуатацию сетей газораспределения или газопотребления, из числа руководителей или инженерно-технических работников, прошедших аттестацию в области промышленной безопасности, назначаются лица, ответственные за безопасную эксплуатацию ОПО сетей газораспределения и газопотребления в целом и за каждый участок (объект) в отдельности (ФНП № 531, п. 5).</w:t>
       </w:r>
     </w:p>
     <w:p>
@@ -243,42 +200,43 @@
       </w:r>
     </w:p>
     <w:p>
-      <w:pPr>
-        <w:pStyle w:val="ListBullet"/>
-      </w:pPr>
       <w:r>
         <w:rPr>
           <w:rFonts w:ascii="Times New Roman" w:hAnsi="Times New Roman"/>
           <w:b w:val="0"/>
           <w:sz w:val="24"/>
         </w:rPr>
-        <w:t>ФНП № 531 распространяется на проектирование, строительство, реконструкцию, техническое перевооружение, капитальный ремонт, консервацию и ликвидацию сетей газораспределения и газопотребления.</w:t>
+        <w:t>Федеральные нормы и правила «Правила безопасности сетей газораспределения и газопотребления» (ФНП № 531) разработаны в соответствии с Федеральным законом № 116-ФЗ и устанавливают требования, направленные на обеспечение промышленной безопасности, предупреждение аварий и случаев производственного травматизма на ОПО газораспределения и газопотребления (ФНП № 531, п. 1–2).</w:t>
       </w:r>
     </w:p>
     <w:p>
-      <w:pPr>
-        <w:pStyle w:val="ListBullet"/>
-      </w:pPr>
       <w:r>
         <w:rPr>
           <w:rFonts w:ascii="Times New Roman" w:hAnsi="Times New Roman"/>
           <w:b w:val="0"/>
           <w:sz w:val="24"/>
         </w:rPr>
-        <w:t>Организации обязаны назначить ответственных лиц за безопасное выполнение работ, обеспечить обучение и аттестацию персонала, вести техническую документацию.</w:t>
+        <w:t>Действие Правил распространяется на ОПО сетей газораспределения и газопотребления при эксплуатации (включая техническое обслуживание, техническое диагностирование, текущий и капитальный ремонт, техническое перевооружение), реконструкции, консервации и ликвидации. Требования Правил распространяются на все организации, осуществляющие указанную деятельность (ФНП № 531, п. 2–3).</w:t>
       </w:r>
     </w:p>
     <w:p>
-      <w:pPr>
-        <w:pStyle w:val="ListBullet"/>
-      </w:pPr>
       <w:r>
         <w:rPr>
           <w:rFonts w:ascii="Times New Roman" w:hAnsi="Times New Roman"/>
           <w:b w:val="0"/>
           <w:sz w:val="24"/>
         </w:rPr>
-        <w:t>Общие требования включают соблюдение проектных решений, контроль качества СМР, проведение испытаний и оформление паспортов на газопроводы и технические устройства.</w:t>
+        <w:t>Эксплуатация, включая ремонт и техническое перевооружение, консервация и ликвидация сетей газораспределения и газопотребления должны осуществляться в соответствии с требованиями 116-ФЗ, Технического регламента о безопасности сетей газораспределения и газопотребления (ПП РФ № 870) и ФНП № 531 (ФНП № 531, п. 4).</w:t>
+      </w:r>
+    </w:p>
+    <w:p>
+      <w:r>
+        <w:rPr>
+          <w:rFonts w:ascii="Times New Roman" w:hAnsi="Times New Roman"/>
+          <w:b w:val="0"/>
+          <w:sz w:val="24"/>
+        </w:rPr>
+        <w:t>Организации, осуществляющие эксплуатацию сетей газораспределения и газопотребления, должны выполнять комплекс мероприятий, включая мониторинг, техническое обслуживание, ремонт и аварийно-диспетчерское обеспечение, обеспечивающих содержание сетей в исправном и безопасном состоянии; обеспечивать проведение технического диагностирования по достижении предельных сроков эксплуатации, установленных проектной документацией (ФНП № 531, п. 6).</w:t>
       </w:r>
     </w:p>
     <w:p/>
@@ -302,7 +260,7 @@
           <w:b w:val="0"/>
           <w:sz w:val="24"/>
         </w:rPr>
-        <w:t>116-ФЗ — основа правового регулирования промышленной безопасности ОПО.</w:t>
+        <w:t>116-ФЗ и приказ № 155 (п. 18.1): правовые основы ПБ, аттестация по Б.7.5 не реже 1 раза в 5 лет.</w:t>
       </w:r>
     </w:p>
     <w:p>
@@ -315,7 +273,7 @@
           <w:b w:val="0"/>
           <w:sz w:val="24"/>
         </w:rPr>
-        <w:t>Аттестация по Б.7.5 обязательна для ответственных специалистов не реже 1 раза в 5 лет.</w:t>
+        <w:t>Ростехнадзор — надзор при СМР, реконструкции, капремонте; экспертиза и приёмка по ПП РФ № 870.</w:t>
       </w:r>
     </w:p>
     <w:p>
@@ -328,7 +286,7 @@
           <w:b w:val="0"/>
           <w:sz w:val="24"/>
         </w:rPr>
-        <w:t>Производственный контроль и надзор Ростехнадзора — ключевые механизмы обеспечения безопасности.</w:t>
+        <w:t>Производственный контроль и назначение ответственных лиц — ФНП № 531, п. 5–6.</w:t>
       </w:r>
     </w:p>
     <w:p>
@@ -341,7 +299,7 @@
           <w:b w:val="0"/>
           <w:sz w:val="24"/>
         </w:rPr>
-        <w:t>ФНП № 531 определяет общие требования ко всем этапам жизненного цикла газовых сетей.</w:t>
+        <w:t>ФНП № 531 определяет требования на всех этапах жизненного цикла газовых сетей.</w:t>
       </w:r>
     </w:p>
     <w:sectPr>
